--- a/pr-preview/pr-379/chapters/defining-terms.docx
+++ b/pr-preview/pr-379/chapters/defining-terms.docx
@@ -15,7 +15,7 @@
         <w:pStyle w:val="Date"/>
       </w:pPr>
       <w:r>
-        <w:t xml:space="preserve">Last modified: 2026-10-26 21:37:21 (PDT)</w:t>
+        <w:t xml:space="preserve">Last modified: 2026-10-26 21:47:48 (PDT)</w:t>
       </w:r>
     </w:p>
     <w:p>

--- a/pr-preview/pr-379/chapters/defining-terms.docx
+++ b/pr-preview/pr-379/chapters/defining-terms.docx
@@ -15,7 +15,7 @@
         <w:pStyle w:val="Date"/>
       </w:pPr>
       <w:r>
-        <w:t xml:space="preserve">Last modified: 2026-10-26 21:47:48 (PDT)</w:t>
+        <w:t xml:space="preserve">Last modified: 2026-10-27 20:05:11 (PDT)</w:t>
       </w:r>
     </w:p>
     <w:p>

--- a/pr-preview/pr-379/chapters/defining-terms.docx
+++ b/pr-preview/pr-379/chapters/defining-terms.docx
@@ -15,7 +15,7 @@
         <w:pStyle w:val="Date"/>
       </w:pPr>
       <w:r>
-        <w:t xml:space="preserve">Last modified: 2026-10-27 20:05:11 (PDT)</w:t>
+        <w:t xml:space="preserve">Last modified: 2026-10-27 20:20:05 (PDT)</w:t>
       </w:r>
     </w:p>
     <w:p>
@@ -3365,7 +3365,7 @@
         <w:rPr>
           <w:rStyle w:val="VerbatimChar"/>
         </w:rPr>
-        <w:t xml:space="preserve">the error is the sum of its squared [bias](#def-bias), its [variance](#def-variance), and the [irreducible error](#def-irreducible-error)</w:t>
+        <w:t xml:space="preserve">the expected squared prediction error is the sum of the squared [bias](#def-bias), the [variance](#def-variance), and the [residual variance](#def-residual-variance)</w:t>
       </w:r>
       <w:r>
         <w:t xml:space="preserve">,</w:t>
@@ -3383,7 +3383,7 @@
         <w:rPr>
           <w:rStyle w:val="VerbatimChar"/>
         </w:rPr>
-        <w:t xml:space="preserve">the error is the sum of its squared bias, its variance, and the irreducible error (definitions: [bias](#def-bias), [variance](#def-variance), [irreducible error](#def-irreducible-error))</w:t>
+        <w:t xml:space="preserve">the expected squared prediction error is the sum of the squared bias, the variance, and the residual variance (definitions: [bias](#def-bias), [variance](#def-variance), [residual variance](#def-residual-variance))</w:t>
       </w:r>
       <w:r>
         <w:t xml:space="preserve">.</w:t>
